--- a/goldens/t1/resume_p07.docx
+++ b/goldens/t1/resume_p07.docx
@@ -21,6 +21,12 @@
     <w:p>
       <w:r>
         <w:t>Consultant at Meridian Partners 03/04/2021 - 11/2021</w:t>
+      </w:r>
+    </w:p>
+    <w:p/>
+    <w:p>
+      <w:r>
+        <w:t>B.Tech in Data Engineering, IIT Bombay, 2018</w:t>
       </w:r>
     </w:p>
     <w:sectPr>
